--- a/a7/build/out/u5/A7 5.04 Real-World Scale Drawings - Question Bank - Key.docx
+++ b/a7/build/out/u5/A7 5.04 Real-World Scale Drawings - Question Bank - Key.docx
@@ -658,7 +658,7 @@
                 <w:color w:val="1A1A1A"/>
                 <w:sz w:val="22"/>
               </w:rPr>
-              <w:t>A model train is built at 1 : 80 and is 25 cm long. The real train, in metres?</w:t>
+              <w:t>A model train is built at 1 : 80 and is 25 cm long. The real train, in meters?</w:t>
             </w:r>
           </w:p>
           <w:p>
@@ -755,7 +755,7 @@
                 <w:color w:val="1A1A1A"/>
                 <w:sz w:val="22"/>
               </w:rPr>
-              <w:t>A map is drawn at 1 cm : 40 km. Two cities are 4.5 cm apart. The distance, and the time for a car at 60 km per hour?</w:t>
+              <w:t>On a drawing a wall is 2 in long; the real wall is 15 ft. Another wall is 7 in long on the drawing. How long is it really?</w:t>
             </w:r>
           </w:p>
           <w:p>
@@ -770,7 +770,7 @@
                 <w:color w:val="9E1B32"/>
                 <w:sz w:val="22"/>
               </w:rPr>
-              <w:t>180 km; 3 hours</w:t>
+              <w:t>52.5 ft</w:t>
             </w:r>
           </w:p>
           <w:p>
@@ -785,7 +785,7 @@
                 <w:color w:val="6B6B6B"/>
                 <w:sz w:val="19"/>
               </w:rPr>
-              <w:t>4.5 × 40; 180 ÷ 60.</w:t>
+              <w:t>7.5 ft per inch; 7 × 7.5.</w:t>
             </w:r>
           </w:p>
         </w:tc>
@@ -852,7 +852,7 @@
                 <w:color w:val="1A1A1A"/>
                 <w:sz w:val="22"/>
               </w:rPr>
-              <w:t>A 60-ft boat is modelled at 1 : 60 and at 1 : 90. Which model is longer, and by how much?</w:t>
+              <w:t>A 60-ft boat is modeled at 1 : 60 and at 1 : 90. Which model is longer, and by how much?</w:t>
             </w:r>
           </w:p>
           <w:p>

--- a/a7/build/out/u5/A7 5.04 Real-World Scale Drawings - Question Bank - Key.docx
+++ b/a7/build/out/u5/A7 5.04 Real-World Scale Drawings - Question Bank - Key.docx
@@ -254,13 +254,47 @@
               <w:t xml:space="preserve">1.   </w:t>
             </w:r>
             <w:r>
+              <w:drawing>
+                <wp:inline xmlns:a="http://schemas.openxmlformats.org/drawingml/2006/main" xmlns:pic="http://schemas.openxmlformats.org/drawingml/2006/picture">
+                  <wp:extent cx="521207" cy="213360"/>
+                  <wp:docPr id="1" name="Picture 1"/>
+                  <wp:cNvGraphicFramePr>
+                    <a:graphicFrameLocks noChangeAspect="1"/>
+                  </wp:cNvGraphicFramePr>
+                  <a:graphic>
+                    <a:graphicData uri="http://schemas.openxmlformats.org/drawingml/2006/picture">
+                      <pic:pic>
+                        <pic:nvPicPr>
+                          <pic:cNvPr id="0" name="edd1bb0d1f26d50d.png"/>
+                          <pic:cNvPicPr/>
+                        </pic:nvPicPr>
+                        <pic:blipFill>
+                          <a:blip r:embed="rId9"/>
+                          <a:stretch>
+                            <a:fillRect/>
+                          </a:stretch>
+                        </pic:blipFill>
+                        <pic:spPr>
+                          <a:xfrm>
+                            <a:off x="0" y="0"/>
+                            <a:ext cx="521207" cy="213360"/>
+                          </a:xfrm>
+                          <a:prstGeom prst="rect"/>
+                        </pic:spPr>
+                      </pic:pic>
+                    </a:graphicData>
+                  </a:graphic>
+                </wp:inline>
+              </w:drawing>
+            </w:r>
+            <w:r>
               <w:rPr>
                 <w:b w:val="0"/>
                 <w:i w:val="0"/>
                 <w:color w:val="1A1A1A"/>
                 <w:sz w:val="22"/>
               </w:rPr>
-              <w:t>½ in : 1 ft. A wall is 5 in on the plan. Real length?</w:t>
+              <w:t>. A wall is 5 in on the plan. Real length?</w:t>
             </w:r>
           </w:p>
           <w:p>
@@ -351,13 +385,47 @@
               <w:t xml:space="preserve">2.   </w:t>
             </w:r>
             <w:r>
+              <w:drawing>
+                <wp:inline xmlns:a="http://schemas.openxmlformats.org/drawingml/2006/main" xmlns:pic="http://schemas.openxmlformats.org/drawingml/2006/picture">
+                  <wp:extent cx="505968" cy="118872"/>
+                  <wp:docPr id="2" name="Picture 2"/>
+                  <wp:cNvGraphicFramePr>
+                    <a:graphicFrameLocks noChangeAspect="1"/>
+                  </wp:cNvGraphicFramePr>
+                  <a:graphic>
+                    <a:graphicData uri="http://schemas.openxmlformats.org/drawingml/2006/picture">
+                      <pic:pic>
+                        <pic:nvPicPr>
+                          <pic:cNvPr id="0" name="8de5fbfced5a0a18.png"/>
+                          <pic:cNvPicPr/>
+                        </pic:nvPicPr>
+                        <pic:blipFill>
+                          <a:blip r:embed="rId10"/>
+                          <a:stretch>
+                            <a:fillRect/>
+                          </a:stretch>
+                        </pic:blipFill>
+                        <pic:spPr>
+                          <a:xfrm>
+                            <a:off x="0" y="0"/>
+                            <a:ext cx="505968" cy="118872"/>
+                          </a:xfrm>
+                          <a:prstGeom prst="rect"/>
+                        </pic:spPr>
+                      </pic:pic>
+                    </a:graphicData>
+                  </a:graphic>
+                </wp:inline>
+              </w:drawing>
+            </w:r>
+            <w:r>
               <w:rPr>
                 <w:b w:val="0"/>
                 <w:i w:val="0"/>
                 <w:color w:val="1A1A1A"/>
                 <w:sz w:val="22"/>
               </w:rPr>
-              <w:t>1 in : 6 ft. A room is 2.5 in on the plan. Real length?</w:t>
+              <w:t>. A room is 2.5 in on the plan. Real length?</w:t>
             </w:r>
           </w:p>
           <w:p>
@@ -433,13 +501,47 @@
               <w:t xml:space="preserve">3.   </w:t>
             </w:r>
             <w:r>
+              <w:drawing>
+                <wp:inline xmlns:a="http://schemas.openxmlformats.org/drawingml/2006/main" xmlns:pic="http://schemas.openxmlformats.org/drawingml/2006/picture">
+                  <wp:extent cx="505968" cy="118872"/>
+                  <wp:docPr id="3" name="Picture 3"/>
+                  <wp:cNvGraphicFramePr>
+                    <a:graphicFrameLocks noChangeAspect="1"/>
+                  </wp:cNvGraphicFramePr>
+                  <a:graphic>
+                    <a:graphicData uri="http://schemas.openxmlformats.org/drawingml/2006/picture">
+                      <pic:pic>
+                        <pic:nvPicPr>
+                          <pic:cNvPr id="0" name="8de5fbfced5a0a18.png"/>
+                          <pic:cNvPicPr/>
+                        </pic:nvPicPr>
+                        <pic:blipFill>
+                          <a:blip r:embed="rId10"/>
+                          <a:stretch>
+                            <a:fillRect/>
+                          </a:stretch>
+                        </pic:blipFill>
+                        <pic:spPr>
+                          <a:xfrm>
+                            <a:off x="0" y="0"/>
+                            <a:ext cx="505968" cy="118872"/>
+                          </a:xfrm>
+                          <a:prstGeom prst="rect"/>
+                        </pic:spPr>
+                      </pic:pic>
+                    </a:graphicData>
+                  </a:graphic>
+                </wp:inline>
+              </w:drawing>
+            </w:r>
+            <w:r>
               <w:rPr>
                 <w:b w:val="0"/>
                 <w:i w:val="0"/>
                 <w:color w:val="1A1A1A"/>
                 <w:sz w:val="22"/>
               </w:rPr>
-              <w:t>1 in : 6 ft. A real wall is 27 ft. Length on the plan?</w:t>
+              <w:t>. A real wall is 27 ft. Length on the plan?</w:t>
             </w:r>
           </w:p>
           <w:p>
@@ -530,13 +632,47 @@
               <w:t xml:space="preserve">4.   </w:t>
             </w:r>
             <w:r>
+              <w:drawing>
+                <wp:inline xmlns:a="http://schemas.openxmlformats.org/drawingml/2006/main" xmlns:pic="http://schemas.openxmlformats.org/drawingml/2006/picture">
+                  <wp:extent cx="521207" cy="213360"/>
+                  <wp:docPr id="4" name="Picture 4"/>
+                  <wp:cNvGraphicFramePr>
+                    <a:graphicFrameLocks noChangeAspect="1"/>
+                  </wp:cNvGraphicFramePr>
+                  <a:graphic>
+                    <a:graphicData uri="http://schemas.openxmlformats.org/drawingml/2006/picture">
+                      <pic:pic>
+                        <pic:nvPicPr>
+                          <pic:cNvPr id="0" name="e8465da90a0af75d.png"/>
+                          <pic:cNvPicPr/>
+                        </pic:nvPicPr>
+                        <pic:blipFill>
+                          <a:blip r:embed="rId11"/>
+                          <a:stretch>
+                            <a:fillRect/>
+                          </a:stretch>
+                        </pic:blipFill>
+                        <pic:spPr>
+                          <a:xfrm>
+                            <a:off x="0" y="0"/>
+                            <a:ext cx="521207" cy="213360"/>
+                          </a:xfrm>
+                          <a:prstGeom prst="rect"/>
+                        </pic:spPr>
+                      </pic:pic>
+                    </a:graphicData>
+                  </a:graphic>
+                </wp:inline>
+              </w:drawing>
+            </w:r>
+            <w:r>
               <w:rPr>
                 <w:b w:val="0"/>
                 <w:i w:val="0"/>
                 <w:color w:val="1A1A1A"/>
                 <w:sz w:val="22"/>
               </w:rPr>
-              <w:t>¼ in : 1 ft. A room is 1.5 in by 2.5 in on the plan. Real dimensions and area?</w:t>
+              <w:t>. A room is 1.5 in by 2.5 in on the plan. Real dimensions and area?</w:t>
             </w:r>
           </w:p>
           <w:p>
@@ -658,7 +794,50 @@
                 <w:color w:val="1A1A1A"/>
                 <w:sz w:val="22"/>
               </w:rPr>
-              <w:t>A model train is built at 1 : 80 and is 25 cm long. The real train, in meters?</w:t>
+              <w:t xml:space="preserve">A model train is built at </w:t>
+            </w:r>
+            <w:r>
+              <w:drawing>
+                <wp:inline xmlns:a="http://schemas.openxmlformats.org/drawingml/2006/main" xmlns:pic="http://schemas.openxmlformats.org/drawingml/2006/picture">
+                  <wp:extent cx="316992" cy="115824"/>
+                  <wp:docPr id="5" name="Picture 5"/>
+                  <wp:cNvGraphicFramePr>
+                    <a:graphicFrameLocks noChangeAspect="1"/>
+                  </wp:cNvGraphicFramePr>
+                  <a:graphic>
+                    <a:graphicData uri="http://schemas.openxmlformats.org/drawingml/2006/picture">
+                      <pic:pic>
+                        <pic:nvPicPr>
+                          <pic:cNvPr id="0" name="03d0f378d6e5510c.png"/>
+                          <pic:cNvPicPr/>
+                        </pic:nvPicPr>
+                        <pic:blipFill>
+                          <a:blip r:embed="rId12"/>
+                          <a:stretch>
+                            <a:fillRect/>
+                          </a:stretch>
+                        </pic:blipFill>
+                        <pic:spPr>
+                          <a:xfrm>
+                            <a:off x="0" y="0"/>
+                            <a:ext cx="316992" cy="115824"/>
+                          </a:xfrm>
+                          <a:prstGeom prst="rect"/>
+                        </pic:spPr>
+                      </pic:pic>
+                    </a:graphicData>
+                  </a:graphic>
+                </wp:inline>
+              </w:drawing>
+            </w:r>
+            <w:r>
+              <w:rPr>
+                <w:b w:val="0"/>
+                <w:i w:val="0"/>
+                <w:color w:val="1A1A1A"/>
+                <w:sz w:val="22"/>
+              </w:rPr>
+              <w:t xml:space="preserve"> and is 25 cm long. The real train, in meters?</w:t>
             </w:r>
           </w:p>
           <w:p>
@@ -852,7 +1031,93 @@
                 <w:color w:val="1A1A1A"/>
                 <w:sz w:val="22"/>
               </w:rPr>
-              <w:t>A 60-ft boat is modeled at 1 : 60 and at 1 : 90. Which model is longer, and by how much?</w:t>
+              <w:t xml:space="preserve">A 60-ft boat is modeled at </w:t>
+            </w:r>
+            <w:r>
+              <w:drawing>
+                <wp:inline xmlns:a="http://schemas.openxmlformats.org/drawingml/2006/main" xmlns:pic="http://schemas.openxmlformats.org/drawingml/2006/picture">
+                  <wp:extent cx="316992" cy="118872"/>
+                  <wp:docPr id="6" name="Picture 6"/>
+                  <wp:cNvGraphicFramePr>
+                    <a:graphicFrameLocks noChangeAspect="1"/>
+                  </wp:cNvGraphicFramePr>
+                  <a:graphic>
+                    <a:graphicData uri="http://schemas.openxmlformats.org/drawingml/2006/picture">
+                      <pic:pic>
+                        <pic:nvPicPr>
+                          <pic:cNvPr id="0" name="eaaa279e52bb6f93.png"/>
+                          <pic:cNvPicPr/>
+                        </pic:nvPicPr>
+                        <pic:blipFill>
+                          <a:blip r:embed="rId13"/>
+                          <a:stretch>
+                            <a:fillRect/>
+                          </a:stretch>
+                        </pic:blipFill>
+                        <pic:spPr>
+                          <a:xfrm>
+                            <a:off x="0" y="0"/>
+                            <a:ext cx="316992" cy="118872"/>
+                          </a:xfrm>
+                          <a:prstGeom prst="rect"/>
+                        </pic:spPr>
+                      </pic:pic>
+                    </a:graphicData>
+                  </a:graphic>
+                </wp:inline>
+              </w:drawing>
+            </w:r>
+            <w:r>
+              <w:rPr>
+                <w:b w:val="0"/>
+                <w:i w:val="0"/>
+                <w:color w:val="1A1A1A"/>
+                <w:sz w:val="22"/>
+              </w:rPr>
+              <w:t xml:space="preserve"> and at </w:t>
+            </w:r>
+            <w:r>
+              <w:drawing>
+                <wp:inline xmlns:a="http://schemas.openxmlformats.org/drawingml/2006/main" xmlns:pic="http://schemas.openxmlformats.org/drawingml/2006/picture">
+                  <wp:extent cx="316992" cy="118872"/>
+                  <wp:docPr id="7" name="Picture 7"/>
+                  <wp:cNvGraphicFramePr>
+                    <a:graphicFrameLocks noChangeAspect="1"/>
+                  </wp:cNvGraphicFramePr>
+                  <a:graphic>
+                    <a:graphicData uri="http://schemas.openxmlformats.org/drawingml/2006/picture">
+                      <pic:pic>
+                        <pic:nvPicPr>
+                          <pic:cNvPr id="0" name="9da8882ace29b476.png"/>
+                          <pic:cNvPicPr/>
+                        </pic:nvPicPr>
+                        <pic:blipFill>
+                          <a:blip r:embed="rId14"/>
+                          <a:stretch>
+                            <a:fillRect/>
+                          </a:stretch>
+                        </pic:blipFill>
+                        <pic:spPr>
+                          <a:xfrm>
+                            <a:off x="0" y="0"/>
+                            <a:ext cx="316992" cy="118872"/>
+                          </a:xfrm>
+                          <a:prstGeom prst="rect"/>
+                        </pic:spPr>
+                      </pic:pic>
+                    </a:graphicData>
+                  </a:graphic>
+                </wp:inline>
+              </w:drawing>
+            </w:r>
+            <w:r>
+              <w:rPr>
+                <w:b w:val="0"/>
+                <w:i w:val="0"/>
+                <w:color w:val="1A1A1A"/>
+                <w:sz w:val="22"/>
+              </w:rPr>
+              <w:t>. Which model is longer, and by how much?</w:t>
             </w:r>
           </w:p>
           <w:p>
@@ -964,7 +1229,50 @@
                 <w:color w:val="1A1A1A"/>
                 <w:sz w:val="22"/>
               </w:rPr>
-              <w:t>A plan is drawn at 1 in : 3 ft. A room is 2 in by 4 in on it. What is the room's real area?</w:t>
+              <w:t xml:space="preserve">A plan is drawn at </w:t>
+            </w:r>
+            <w:r>
+              <w:drawing>
+                <wp:inline xmlns:a="http://schemas.openxmlformats.org/drawingml/2006/main" xmlns:pic="http://schemas.openxmlformats.org/drawingml/2006/picture">
+                  <wp:extent cx="505968" cy="115824"/>
+                  <wp:docPr id="8" name="Picture 8"/>
+                  <wp:cNvGraphicFramePr>
+                    <a:graphicFrameLocks noChangeAspect="1"/>
+                  </wp:cNvGraphicFramePr>
+                  <a:graphic>
+                    <a:graphicData uri="http://schemas.openxmlformats.org/drawingml/2006/picture">
+                      <pic:pic>
+                        <pic:nvPicPr>
+                          <pic:cNvPr id="0" name="07b7d803a1bb69a4.png"/>
+                          <pic:cNvPicPr/>
+                        </pic:nvPicPr>
+                        <pic:blipFill>
+                          <a:blip r:embed="rId15"/>
+                          <a:stretch>
+                            <a:fillRect/>
+                          </a:stretch>
+                        </pic:blipFill>
+                        <pic:spPr>
+                          <a:xfrm>
+                            <a:off x="0" y="0"/>
+                            <a:ext cx="505968" cy="115824"/>
+                          </a:xfrm>
+                          <a:prstGeom prst="rect"/>
+                        </pic:spPr>
+                      </pic:pic>
+                    </a:graphicData>
+                  </a:graphic>
+                </wp:inline>
+              </w:drawing>
+            </w:r>
+            <w:r>
+              <w:rPr>
+                <w:b w:val="0"/>
+                <w:i w:val="0"/>
+                <w:color w:val="1A1A1A"/>
+                <w:sz w:val="22"/>
+              </w:rPr>
+              <w:t>. A room is 2 in by 4 in on it. What is the room's real area?</w:t>
             </w:r>
           </w:p>
           <w:p>
@@ -989,17 +1297,41 @@
                 <w:color w:val="1A1A1A"/>
                 <w:sz w:val="22"/>
               </w:rPr>
-              <w:t>A.  18 ft</w:t>
+              <w:t xml:space="preserve">A.  </w:t>
             </w:r>
             <w:r>
-              <w:rPr>
-                <w:b w:val="0"/>
-                <w:i w:val="0"/>
-                <w:color w:val="1A1A1A"/>
-                <w:sz w:val="22"/>
-                <w:vertAlign w:val="superscript"/>
-              </w:rPr>
-              <w:t>2</w:t>
+              <w:drawing>
+                <wp:inline xmlns:a="http://schemas.openxmlformats.org/drawingml/2006/main" xmlns:pic="http://schemas.openxmlformats.org/drawingml/2006/picture">
+                  <wp:extent cx="323088" cy="143256"/>
+                  <wp:docPr id="9" name="Picture 9"/>
+                  <wp:cNvGraphicFramePr>
+                    <a:graphicFrameLocks noChangeAspect="1"/>
+                  </wp:cNvGraphicFramePr>
+                  <a:graphic>
+                    <a:graphicData uri="http://schemas.openxmlformats.org/drawingml/2006/picture">
+                      <pic:pic>
+                        <pic:nvPicPr>
+                          <pic:cNvPr id="0" name="07fd5396bf940152.png"/>
+                          <pic:cNvPicPr/>
+                        </pic:nvPicPr>
+                        <pic:blipFill>
+                          <a:blip r:embed="rId16"/>
+                          <a:stretch>
+                            <a:fillRect/>
+                          </a:stretch>
+                        </pic:blipFill>
+                        <pic:spPr>
+                          <a:xfrm>
+                            <a:off x="0" y="0"/>
+                            <a:ext cx="323088" cy="143256"/>
+                          </a:xfrm>
+                          <a:prstGeom prst="rect"/>
+                        </pic:spPr>
+                      </pic:pic>
+                    </a:graphicData>
+                  </a:graphic>
+                </wp:inline>
+              </w:drawing>
             </w:r>
           </w:p>
           <w:p>
@@ -1024,17 +1356,41 @@
                 <w:color w:val="1A1A1A"/>
                 <w:sz w:val="22"/>
               </w:rPr>
-              <w:t>B.  36 ft</w:t>
+              <w:t xml:space="preserve">B.  </w:t>
             </w:r>
             <w:r>
-              <w:rPr>
-                <w:b w:val="0"/>
-                <w:i w:val="0"/>
-                <w:color w:val="1A1A1A"/>
-                <w:sz w:val="22"/>
-                <w:vertAlign w:val="superscript"/>
-              </w:rPr>
-              <w:t>2</w:t>
+              <w:drawing>
+                <wp:inline xmlns:a="http://schemas.openxmlformats.org/drawingml/2006/main" xmlns:pic="http://schemas.openxmlformats.org/drawingml/2006/picture">
+                  <wp:extent cx="335280" cy="143256"/>
+                  <wp:docPr id="10" name="Picture 10"/>
+                  <wp:cNvGraphicFramePr>
+                    <a:graphicFrameLocks noChangeAspect="1"/>
+                  </wp:cNvGraphicFramePr>
+                  <a:graphic>
+                    <a:graphicData uri="http://schemas.openxmlformats.org/drawingml/2006/picture">
+                      <pic:pic>
+                        <pic:nvPicPr>
+                          <pic:cNvPr id="0" name="ea09e99ffc11fde2.png"/>
+                          <pic:cNvPicPr/>
+                        </pic:nvPicPr>
+                        <pic:blipFill>
+                          <a:blip r:embed="rId17"/>
+                          <a:stretch>
+                            <a:fillRect/>
+                          </a:stretch>
+                        </pic:blipFill>
+                        <pic:spPr>
+                          <a:xfrm>
+                            <a:off x="0" y="0"/>
+                            <a:ext cx="335280" cy="143256"/>
+                          </a:xfrm>
+                          <a:prstGeom prst="rect"/>
+                        </pic:spPr>
+                      </pic:pic>
+                    </a:graphicData>
+                  </a:graphic>
+                </wp:inline>
+              </w:drawing>
             </w:r>
           </w:p>
           <w:p>
@@ -1059,17 +1415,41 @@
                 <w:color w:val="1A1A1A"/>
                 <w:sz w:val="22"/>
               </w:rPr>
-              <w:t>C.  24 ft</w:t>
+              <w:t xml:space="preserve">C.  </w:t>
             </w:r>
             <w:r>
-              <w:rPr>
-                <w:b w:val="0"/>
-                <w:i w:val="0"/>
-                <w:color w:val="1A1A1A"/>
-                <w:sz w:val="22"/>
-                <w:vertAlign w:val="superscript"/>
-              </w:rPr>
-              <w:t>2</w:t>
+              <w:drawing>
+                <wp:inline xmlns:a="http://schemas.openxmlformats.org/drawingml/2006/main" xmlns:pic="http://schemas.openxmlformats.org/drawingml/2006/picture">
+                  <wp:extent cx="338328" cy="143256"/>
+                  <wp:docPr id="11" name="Picture 11"/>
+                  <wp:cNvGraphicFramePr>
+                    <a:graphicFrameLocks noChangeAspect="1"/>
+                  </wp:cNvGraphicFramePr>
+                  <a:graphic>
+                    <a:graphicData uri="http://schemas.openxmlformats.org/drawingml/2006/picture">
+                      <pic:pic>
+                        <pic:nvPicPr>
+                          <pic:cNvPr id="0" name="aee34282896018cc.png"/>
+                          <pic:cNvPicPr/>
+                        </pic:nvPicPr>
+                        <pic:blipFill>
+                          <a:blip r:embed="rId18"/>
+                          <a:stretch>
+                            <a:fillRect/>
+                          </a:stretch>
+                        </pic:blipFill>
+                        <pic:spPr>
+                          <a:xfrm>
+                            <a:off x="0" y="0"/>
+                            <a:ext cx="338328" cy="143256"/>
+                          </a:xfrm>
+                          <a:prstGeom prst="rect"/>
+                        </pic:spPr>
+                      </pic:pic>
+                    </a:graphicData>
+                  </a:graphic>
+                </wp:inline>
+              </w:drawing>
             </w:r>
           </w:p>
           <w:p>
@@ -1094,17 +1474,41 @@
                 <w:color w:val="9E1B32"/>
                 <w:sz w:val="22"/>
               </w:rPr>
-              <w:t>D.  72 ft</w:t>
+              <w:t xml:space="preserve">D.  </w:t>
             </w:r>
             <w:r>
-              <w:rPr>
-                <w:b/>
-                <w:i w:val="0"/>
-                <w:color w:val="9E1B32"/>
-                <w:sz w:val="22"/>
-                <w:vertAlign w:val="superscript"/>
-              </w:rPr>
-              <w:t>2</w:t>
+              <w:drawing>
+                <wp:inline xmlns:a="http://schemas.openxmlformats.org/drawingml/2006/main" xmlns:pic="http://schemas.openxmlformats.org/drawingml/2006/picture">
+                  <wp:extent cx="338328" cy="143256"/>
+                  <wp:docPr id="12" name="Picture 12"/>
+                  <wp:cNvGraphicFramePr>
+                    <a:graphicFrameLocks noChangeAspect="1"/>
+                  </wp:cNvGraphicFramePr>
+                  <a:graphic>
+                    <a:graphicData uri="http://schemas.openxmlformats.org/drawingml/2006/picture">
+                      <pic:pic>
+                        <pic:nvPicPr>
+                          <pic:cNvPr id="0" name="38c882446c888ac4.png"/>
+                          <pic:cNvPicPr/>
+                        </pic:nvPicPr>
+                        <pic:blipFill>
+                          <a:blip r:embed="rId19"/>
+                          <a:stretch>
+                            <a:fillRect/>
+                          </a:stretch>
+                        </pic:blipFill>
+                        <pic:spPr>
+                          <a:xfrm>
+                            <a:off x="0" y="0"/>
+                            <a:ext cx="338328" cy="143256"/>
+                          </a:xfrm>
+                          <a:prstGeom prst="rect"/>
+                        </pic:spPr>
+                      </pic:pic>
+                    </a:graphicData>
+                  </a:graphic>
+                </wp:inline>
+              </w:drawing>
             </w:r>
           </w:p>
           <w:p>
